--- a/TheSerialBioinformatician_Outline.docx
+++ b/TheSerialBioinformatician_Outline.docx
@@ -4,10 +4,12 @@
   <w:body>
     <w:p>
       <w:pPr>
-        <w:tabs>
-          <w:tab w:val="num" w:pos="720"/>
-        </w:tabs>
-        <w:ind w:left="720" w:hanging="360"/>
+        <w:pStyle w:val="Heading1"/>
+        <w:numPr>
+          <w:ilvl w:val="0"/>
+          <w:numId w:val="0"/>
+        </w:numPr>
+        <w:ind w:left="432"/>
       </w:pPr>
       <w:r>
         <w:t>Outline</w:t>
@@ -15,10 +17,7 @@
     </w:p>
     <w:p>
       <w:pPr>
-        <w:numPr>
-          <w:ilvl w:val="0"/>
-          <w:numId w:val="1"/>
-        </w:numPr>
+        <w:pStyle w:val="Heading1"/>
       </w:pPr>
       <w:r>
         <w:t>Introduction to bioinformatics</w:t>
@@ -26,10 +25,7 @@
     </w:p>
     <w:p>
       <w:pPr>
-        <w:numPr>
-          <w:ilvl w:val="0"/>
-          <w:numId w:val="2"/>
-        </w:numPr>
+        <w:pStyle w:val="Heading2"/>
       </w:pPr>
       <w:r>
         <w:t>Definition and scope of bioinformatics</w:t>
@@ -37,10 +33,7 @@
     </w:p>
     <w:p>
       <w:pPr>
-        <w:numPr>
-          <w:ilvl w:val="0"/>
-          <w:numId w:val="2"/>
-        </w:numPr>
+        <w:pStyle w:val="Heading2"/>
       </w:pPr>
       <w:r>
         <w:t>Applications of bioinformatics in various fields</w:t>
@@ -48,10 +41,7 @@
     </w:p>
     <w:p>
       <w:pPr>
-        <w:numPr>
-          <w:ilvl w:val="0"/>
-          <w:numId w:val="2"/>
-        </w:numPr>
+        <w:pStyle w:val="Heading2"/>
       </w:pPr>
       <w:r>
         <w:t>Overview of the tools and techniques used in bioinformatics</w:t>
@@ -59,10 +49,7 @@
     </w:p>
     <w:p>
       <w:pPr>
-        <w:numPr>
-          <w:ilvl w:val="0"/>
-          <w:numId w:val="3"/>
-        </w:numPr>
+        <w:pStyle w:val="Heading1"/>
       </w:pPr>
       <w:r>
         <w:t>Basic computational skills</w:t>
@@ -70,10 +57,7 @@
     </w:p>
     <w:p>
       <w:pPr>
-        <w:numPr>
-          <w:ilvl w:val="0"/>
-          <w:numId w:val="4"/>
-        </w:numPr>
+        <w:pStyle w:val="Heading2"/>
       </w:pPr>
       <w:r>
         <w:t>Introduction to programming concepts and languages (Python, R)</w:t>
@@ -81,10 +65,7 @@
     </w:p>
     <w:p>
       <w:pPr>
-        <w:numPr>
-          <w:ilvl w:val="0"/>
-          <w:numId w:val="4"/>
-        </w:numPr>
+        <w:pStyle w:val="Heading2"/>
       </w:pPr>
       <w:r>
         <w:t>Basic statistics and data analysis</w:t>
@@ -92,10 +73,7 @@
     </w:p>
     <w:p>
       <w:pPr>
-        <w:numPr>
-          <w:ilvl w:val="0"/>
-          <w:numId w:val="4"/>
-        </w:numPr>
+        <w:pStyle w:val="Heading2"/>
       </w:pPr>
       <w:r>
         <w:t>Introduction to databases and SQL</w:t>
@@ -103,10 +81,7 @@
     </w:p>
     <w:p>
       <w:pPr>
-        <w:numPr>
-          <w:ilvl w:val="0"/>
-          <w:numId w:val="5"/>
-        </w:numPr>
+        <w:pStyle w:val="Heading1"/>
       </w:pPr>
       <w:r>
         <w:t>Genomics</w:t>
@@ -114,10 +89,7 @@
     </w:p>
     <w:p>
       <w:pPr>
-        <w:numPr>
-          <w:ilvl w:val="0"/>
-          <w:numId w:val="6"/>
-        </w:numPr>
+        <w:pStyle w:val="Heading2"/>
       </w:pPr>
       <w:r>
         <w:t>Overview of genome structure and organization</w:t>
@@ -125,10 +97,7 @@
     </w:p>
     <w:p>
       <w:pPr>
-        <w:numPr>
-          <w:ilvl w:val="0"/>
-          <w:numId w:val="6"/>
-        </w:numPr>
+        <w:pStyle w:val="Heading2"/>
       </w:pPr>
       <w:r>
         <w:t>Techniques for genome sequencing and assembly</w:t>
@@ -136,10 +105,7 @@
     </w:p>
     <w:p>
       <w:pPr>
-        <w:numPr>
-          <w:ilvl w:val="0"/>
-          <w:numId w:val="6"/>
-        </w:numPr>
+        <w:pStyle w:val="Heading2"/>
       </w:pPr>
       <w:r>
         <w:t>Annotation of genomes and identification of genes</w:t>
@@ -147,10 +113,7 @@
     </w:p>
     <w:p>
       <w:pPr>
-        <w:numPr>
-          <w:ilvl w:val="0"/>
-          <w:numId w:val="6"/>
-        </w:numPr>
+        <w:pStyle w:val="Heading2"/>
       </w:pPr>
       <w:r>
         <w:t>Functional genomics and transcriptomics</w:t>
@@ -158,10 +121,7 @@
     </w:p>
     <w:p>
       <w:pPr>
-        <w:numPr>
-          <w:ilvl w:val="0"/>
-          <w:numId w:val="7"/>
-        </w:numPr>
+        <w:pStyle w:val="Heading1"/>
       </w:pPr>
       <w:r>
         <w:t>Proteomics</w:t>
@@ -169,10 +129,7 @@
     </w:p>
     <w:p>
       <w:pPr>
-        <w:numPr>
-          <w:ilvl w:val="0"/>
-          <w:numId w:val="8"/>
-        </w:numPr>
+        <w:pStyle w:val="Heading2"/>
       </w:pPr>
       <w:r>
         <w:t>Overview of protein structure and function</w:t>
@@ -180,10 +137,7 @@
     </w:p>
     <w:p>
       <w:pPr>
-        <w:numPr>
-          <w:ilvl w:val="0"/>
-          <w:numId w:val="8"/>
-        </w:numPr>
+        <w:pStyle w:val="Heading2"/>
       </w:pPr>
       <w:r>
         <w:t>Techniques for protein identification and characterization</w:t>
@@ -191,10 +145,7 @@
     </w:p>
     <w:p>
       <w:pPr>
-        <w:numPr>
-          <w:ilvl w:val="0"/>
-          <w:numId w:val="8"/>
-        </w:numPr>
+        <w:pStyle w:val="Heading2"/>
       </w:pPr>
       <w:r>
         <w:t>Protein-protein interactions and functional pathways</w:t>
@@ -202,10 +153,7 @@
     </w:p>
     <w:p>
       <w:pPr>
-        <w:numPr>
-          <w:ilvl w:val="0"/>
-          <w:numId w:val="9"/>
-        </w:numPr>
+        <w:pStyle w:val="Heading1"/>
       </w:pPr>
       <w:r>
         <w:t>Systems biology</w:t>
@@ -213,10 +161,7 @@
     </w:p>
     <w:p>
       <w:pPr>
-        <w:numPr>
-          <w:ilvl w:val="0"/>
-          <w:numId w:val="10"/>
-        </w:numPr>
+        <w:pStyle w:val="Heading2"/>
       </w:pPr>
       <w:r>
         <w:t>Overview of systems biology approaches</w:t>
@@ -224,10 +169,7 @@
     </w:p>
     <w:p>
       <w:pPr>
-        <w:numPr>
-          <w:ilvl w:val="0"/>
-          <w:numId w:val="10"/>
-        </w:numPr>
+        <w:pStyle w:val="Heading2"/>
       </w:pPr>
       <w:r>
         <w:t>Modeling and simulation of biological systems</w:t>
@@ -235,10 +177,7 @@
     </w:p>
     <w:p>
       <w:pPr>
-        <w:numPr>
-          <w:ilvl w:val="0"/>
-          <w:numId w:val="10"/>
-        </w:numPr>
+        <w:pStyle w:val="Heading2"/>
       </w:pPr>
       <w:r>
         <w:t>Network analysis and pathway discovery</w:t>
@@ -246,10 +185,7 @@
     </w:p>
     <w:p>
       <w:pPr>
-        <w:numPr>
-          <w:ilvl w:val="0"/>
-          <w:numId w:val="11"/>
-        </w:numPr>
+        <w:pStyle w:val="Heading1"/>
       </w:pPr>
       <w:r>
         <w:t>Bioinformatics resources and databases</w:t>
@@ -257,10 +193,7 @@
     </w:p>
     <w:p>
       <w:pPr>
-        <w:numPr>
-          <w:ilvl w:val="0"/>
-          <w:numId w:val="12"/>
-        </w:numPr>
+        <w:pStyle w:val="Heading2"/>
       </w:pPr>
       <w:r>
         <w:t>Overview of major bioinformatics databases and resources</w:t>
@@ -268,10 +201,7 @@
     </w:p>
     <w:p>
       <w:pPr>
-        <w:numPr>
-          <w:ilvl w:val="0"/>
-          <w:numId w:val="12"/>
-        </w:numPr>
+        <w:pStyle w:val="Heading2"/>
       </w:pPr>
       <w:r>
         <w:t>Data mining and retrieval from bioinformatics databases</w:t>
@@ -279,10 +209,7 @@
     </w:p>
     <w:p>
       <w:pPr>
-        <w:numPr>
-          <w:ilvl w:val="0"/>
-          <w:numId w:val="12"/>
-        </w:numPr>
+        <w:pStyle w:val="Heading2"/>
       </w:pPr>
       <w:r>
         <w:t>Tools for data visualization and interpretation</w:t>
@@ -290,10 +217,7 @@
     </w:p>
     <w:p>
       <w:pPr>
-        <w:numPr>
-          <w:ilvl w:val="0"/>
-          <w:numId w:val="13"/>
-        </w:numPr>
+        <w:pStyle w:val="Heading1"/>
       </w:pPr>
       <w:r>
         <w:t>Advanced topics</w:t>
@@ -301,10 +225,7 @@
     </w:p>
     <w:p>
       <w:pPr>
-        <w:numPr>
-          <w:ilvl w:val="0"/>
-          <w:numId w:val="14"/>
-        </w:numPr>
+        <w:pStyle w:val="Heading2"/>
       </w:pPr>
       <w:r>
         <w:t>Machine learning and artificial intelligence in bioinformatics</w:t>
@@ -312,10 +233,7 @@
     </w:p>
     <w:p>
       <w:pPr>
-        <w:numPr>
-          <w:ilvl w:val="0"/>
-          <w:numId w:val="14"/>
-        </w:numPr>
+        <w:pStyle w:val="Heading2"/>
       </w:pPr>
       <w:r>
         <w:t>Structural bioinformatics and drug discovery</w:t>
@@ -323,10 +241,7 @@
     </w:p>
     <w:p>
       <w:pPr>
-        <w:numPr>
-          <w:ilvl w:val="0"/>
-          <w:numId w:val="14"/>
-        </w:numPr>
+        <w:pStyle w:val="Heading2"/>
       </w:pPr>
       <w:r>
         <w:t>Metagenomics and environmental bioinformatics</w:t>
@@ -334,21 +249,16 @@
     </w:p>
     <w:p>
       <w:pPr>
-        <w:numPr>
-          <w:ilvl w:val="0"/>
-          <w:numId w:val="14"/>
-        </w:numPr>
+        <w:pStyle w:val="Heading2"/>
       </w:pPr>
       <w:r>
+        <w:lastRenderedPageBreak/>
         <w:t>Personalized medicine and precision medicine</w:t>
       </w:r>
     </w:p>
     <w:p>
       <w:pPr>
-        <w:numPr>
-          <w:ilvl w:val="0"/>
-          <w:numId w:val="15"/>
-        </w:numPr>
+        <w:pStyle w:val="Heading1"/>
       </w:pPr>
       <w:r>
         <w:t>Conclusion</w:t>
@@ -356,10 +266,7 @@
     </w:p>
     <w:p>
       <w:pPr>
-        <w:numPr>
-          <w:ilvl w:val="0"/>
-          <w:numId w:val="16"/>
-        </w:numPr>
+        <w:pStyle w:val="Heading2"/>
       </w:pPr>
       <w:r>
         <w:t>Summary of key concepts and future directions in bioinformatics</w:t>
@@ -367,10 +274,7 @@
     </w:p>
     <w:p>
       <w:pPr>
-        <w:numPr>
-          <w:ilvl w:val="0"/>
-          <w:numId w:val="16"/>
-        </w:numPr>
+        <w:pStyle w:val="Heading2"/>
       </w:pPr>
       <w:r>
         <w:t>Resources for further learning and professional development</w:t>
@@ -378,10 +282,7 @@
     </w:p>
     <w:p>
       <w:pPr>
-        <w:numPr>
-          <w:ilvl w:val="0"/>
-          <w:numId w:val="17"/>
-        </w:numPr>
+        <w:pStyle w:val="Heading1"/>
       </w:pPr>
       <w:r>
         <w:t>Appendices</w:t>
@@ -389,10 +290,7 @@
     </w:p>
     <w:p>
       <w:pPr>
-        <w:numPr>
-          <w:ilvl w:val="0"/>
-          <w:numId w:val="18"/>
-        </w:numPr>
+        <w:pStyle w:val="Heading2"/>
       </w:pPr>
       <w:r>
         <w:t>Commonly used bioinformatics software and packages</w:t>
@@ -400,10 +298,7 @@
     </w:p>
     <w:p>
       <w:pPr>
-        <w:numPr>
-          <w:ilvl w:val="0"/>
-          <w:numId w:val="18"/>
-        </w:numPr>
+        <w:pStyle w:val="Heading2"/>
       </w:pPr>
       <w:r>
         <w:t>Glossary of bioinformatics terms</w:t>
@@ -411,10 +306,7 @@
     </w:p>
     <w:p>
       <w:pPr>
-        <w:numPr>
-          <w:ilvl w:val="0"/>
-          <w:numId w:val="18"/>
-        </w:numPr>
+        <w:pStyle w:val="Heading2"/>
       </w:pPr>
       <w:r>
         <w:t>Programming examples and exercises</w:t>
@@ -422,10 +314,7 @@
     </w:p>
     <w:p>
       <w:pPr>
-        <w:numPr>
-          <w:ilvl w:val="0"/>
-          <w:numId w:val="19"/>
-        </w:numPr>
+        <w:pStyle w:val="Heading1"/>
       </w:pPr>
       <w:r>
         <w:t>Bibliography</w:t>
@@ -433,10 +322,7 @@
     </w:p>
     <w:p>
       <w:pPr>
-        <w:numPr>
-          <w:ilvl w:val="0"/>
-          <w:numId w:val="20"/>
-        </w:numPr>
+        <w:pStyle w:val="Heading2"/>
       </w:pPr>
       <w:r>
         <w:t>List of recommended bioinformatics books and articles.</w:t>
@@ -1468,6 +1354,101 @@
     </w:lvl>
   </w:abstractNum>
   <w:abstractNum w:abstractNumId="8" w15:restartNumberingAfterBreak="0">
+    <w:nsid w:val="4DE33B04"/>
+    <w:multiLevelType w:val="multilevel"/>
+    <w:tmpl w:val="04090025"/>
+    <w:lvl w:ilvl="0">
+      <w:start w:val="1"/>
+      <w:numFmt w:val="decimal"/>
+      <w:pStyle w:val="Heading1"/>
+      <w:lvlText w:val="%1"/>
+      <w:lvlJc w:val="left"/>
+      <w:pPr>
+        <w:ind w:left="432" w:hanging="432"/>
+      </w:pPr>
+    </w:lvl>
+    <w:lvl w:ilvl="1">
+      <w:start w:val="1"/>
+      <w:numFmt w:val="decimal"/>
+      <w:pStyle w:val="Heading2"/>
+      <w:lvlText w:val="%1.%2"/>
+      <w:lvlJc w:val="left"/>
+      <w:pPr>
+        <w:ind w:left="576" w:hanging="576"/>
+      </w:pPr>
+    </w:lvl>
+    <w:lvl w:ilvl="2">
+      <w:start w:val="1"/>
+      <w:numFmt w:val="decimal"/>
+      <w:pStyle w:val="Heading3"/>
+      <w:lvlText w:val="%1.%2.%3"/>
+      <w:lvlJc w:val="left"/>
+      <w:pPr>
+        <w:ind w:left="720" w:hanging="720"/>
+      </w:pPr>
+    </w:lvl>
+    <w:lvl w:ilvl="3">
+      <w:start w:val="1"/>
+      <w:numFmt w:val="decimal"/>
+      <w:pStyle w:val="Heading4"/>
+      <w:lvlText w:val="%1.%2.%3.%4"/>
+      <w:lvlJc w:val="left"/>
+      <w:pPr>
+        <w:ind w:left="864" w:hanging="864"/>
+      </w:pPr>
+    </w:lvl>
+    <w:lvl w:ilvl="4">
+      <w:start w:val="1"/>
+      <w:numFmt w:val="decimal"/>
+      <w:pStyle w:val="Heading5"/>
+      <w:lvlText w:val="%1.%2.%3.%4.%5"/>
+      <w:lvlJc w:val="left"/>
+      <w:pPr>
+        <w:ind w:left="1008" w:hanging="1008"/>
+      </w:pPr>
+    </w:lvl>
+    <w:lvl w:ilvl="5">
+      <w:start w:val="1"/>
+      <w:numFmt w:val="decimal"/>
+      <w:pStyle w:val="Heading6"/>
+      <w:lvlText w:val="%1.%2.%3.%4.%5.%6"/>
+      <w:lvlJc w:val="left"/>
+      <w:pPr>
+        <w:ind w:left="1152" w:hanging="1152"/>
+      </w:pPr>
+    </w:lvl>
+    <w:lvl w:ilvl="6">
+      <w:start w:val="1"/>
+      <w:numFmt w:val="decimal"/>
+      <w:pStyle w:val="Heading7"/>
+      <w:lvlText w:val="%1.%2.%3.%4.%5.%6.%7"/>
+      <w:lvlJc w:val="left"/>
+      <w:pPr>
+        <w:ind w:left="1296" w:hanging="1296"/>
+      </w:pPr>
+    </w:lvl>
+    <w:lvl w:ilvl="7">
+      <w:start w:val="1"/>
+      <w:numFmt w:val="decimal"/>
+      <w:pStyle w:val="Heading8"/>
+      <w:lvlText w:val="%1.%2.%3.%4.%5.%6.%7.%8"/>
+      <w:lvlJc w:val="left"/>
+      <w:pPr>
+        <w:ind w:left="1440" w:hanging="1440"/>
+      </w:pPr>
+    </w:lvl>
+    <w:lvl w:ilvl="8">
+      <w:start w:val="1"/>
+      <w:numFmt w:val="decimal"/>
+      <w:pStyle w:val="Heading9"/>
+      <w:lvlText w:val="%1.%2.%3.%4.%5.%6.%7.%8.%9"/>
+      <w:lvlJc w:val="left"/>
+      <w:pPr>
+        <w:ind w:left="1584" w:hanging="1584"/>
+      </w:pPr>
+    </w:lvl>
+  </w:abstractNum>
+  <w:abstractNum w:abstractNumId="9" w15:restartNumberingAfterBreak="0">
     <w:nsid w:val="51671D06"/>
     <w:multiLevelType w:val="multilevel"/>
     <w:tmpl w:val="2C54E3FE"/>
@@ -1616,7 +1597,7 @@
       </w:rPr>
     </w:lvl>
   </w:abstractNum>
-  <w:abstractNum w:abstractNumId="9" w15:restartNumberingAfterBreak="0">
+  <w:abstractNum w:abstractNumId="10" w15:restartNumberingAfterBreak="0">
     <w:nsid w:val="593C157E"/>
     <w:multiLevelType w:val="multilevel"/>
     <w:tmpl w:val="8DE03150"/>
@@ -1729,7 +1710,7 @@
       </w:pPr>
     </w:lvl>
   </w:abstractNum>
-  <w:abstractNum w:abstractNumId="10" w15:restartNumberingAfterBreak="0">
+  <w:abstractNum w:abstractNumId="11" w15:restartNumberingAfterBreak="0">
     <w:nsid w:val="59E03173"/>
     <w:multiLevelType w:val="multilevel"/>
     <w:tmpl w:val="655CF81C"/>
@@ -1878,7 +1859,7 @@
       </w:rPr>
     </w:lvl>
   </w:abstractNum>
-  <w:abstractNum w:abstractNumId="11" w15:restartNumberingAfterBreak="0">
+  <w:abstractNum w:abstractNumId="12" w15:restartNumberingAfterBreak="0">
     <w:nsid w:val="5B9A79DA"/>
     <w:multiLevelType w:val="multilevel"/>
     <w:tmpl w:val="E52A0498"/>
@@ -2027,7 +2008,7 @@
       </w:rPr>
     </w:lvl>
   </w:abstractNum>
-  <w:abstractNum w:abstractNumId="12" w15:restartNumberingAfterBreak="0">
+  <w:abstractNum w:abstractNumId="13" w15:restartNumberingAfterBreak="0">
     <w:nsid w:val="618B67F5"/>
     <w:multiLevelType w:val="multilevel"/>
     <w:tmpl w:val="F41C5F2C"/>
@@ -2176,7 +2157,7 @@
       </w:rPr>
     </w:lvl>
   </w:abstractNum>
-  <w:abstractNum w:abstractNumId="13" w15:restartNumberingAfterBreak="0">
+  <w:abstractNum w:abstractNumId="14" w15:restartNumberingAfterBreak="0">
     <w:nsid w:val="62B6294D"/>
     <w:multiLevelType w:val="multilevel"/>
     <w:tmpl w:val="45425B1C"/>
@@ -2289,7 +2270,7 @@
       </w:pPr>
     </w:lvl>
   </w:abstractNum>
-  <w:abstractNum w:abstractNumId="14" w15:restartNumberingAfterBreak="0">
+  <w:abstractNum w:abstractNumId="15" w15:restartNumberingAfterBreak="0">
     <w:nsid w:val="664943D6"/>
     <w:multiLevelType w:val="multilevel"/>
     <w:tmpl w:val="4F8E5516"/>
@@ -2438,7 +2419,7 @@
       </w:rPr>
     </w:lvl>
   </w:abstractNum>
-  <w:abstractNum w:abstractNumId="15" w15:restartNumberingAfterBreak="0">
+  <w:abstractNum w:abstractNumId="16" w15:restartNumberingAfterBreak="0">
     <w:nsid w:val="66516E94"/>
     <w:multiLevelType w:val="multilevel"/>
     <w:tmpl w:val="F3F0F1E4"/>
@@ -2551,7 +2532,7 @@
       </w:pPr>
     </w:lvl>
   </w:abstractNum>
-  <w:abstractNum w:abstractNumId="16" w15:restartNumberingAfterBreak="0">
+  <w:abstractNum w:abstractNumId="17" w15:restartNumberingAfterBreak="0">
     <w:nsid w:val="6B887D08"/>
     <w:multiLevelType w:val="multilevel"/>
     <w:tmpl w:val="EC668EA0"/>
@@ -2700,7 +2681,7 @@
       </w:rPr>
     </w:lvl>
   </w:abstractNum>
-  <w:abstractNum w:abstractNumId="17" w15:restartNumberingAfterBreak="0">
+  <w:abstractNum w:abstractNumId="18" w15:restartNumberingAfterBreak="0">
     <w:nsid w:val="6BAE47B1"/>
     <w:multiLevelType w:val="multilevel"/>
     <w:tmpl w:val="25720EEA"/>
@@ -2849,7 +2830,7 @@
       </w:rPr>
     </w:lvl>
   </w:abstractNum>
-  <w:abstractNum w:abstractNumId="18" w15:restartNumberingAfterBreak="0">
+  <w:abstractNum w:abstractNumId="19" w15:restartNumberingAfterBreak="0">
     <w:nsid w:val="71662175"/>
     <w:multiLevelType w:val="multilevel"/>
     <w:tmpl w:val="7A163106"/>
@@ -2962,7 +2943,7 @@
       </w:pPr>
     </w:lvl>
   </w:abstractNum>
-  <w:abstractNum w:abstractNumId="19" w15:restartNumberingAfterBreak="0">
+  <w:abstractNum w:abstractNumId="20" w15:restartNumberingAfterBreak="0">
     <w:nsid w:val="7F7337AF"/>
     <w:multiLevelType w:val="multilevel"/>
     <w:tmpl w:val="DA8EFDC4"/>
@@ -3079,13 +3060,13 @@
     <w:abstractNumId w:val="3"/>
   </w:num>
   <w:num w:numId="2" w16cid:durableId="1916157678">
-    <w:abstractNumId w:val="10"/>
+    <w:abstractNumId w:val="11"/>
   </w:num>
   <w:num w:numId="3" w16cid:durableId="1845320602">
     <w:abstractNumId w:val="4"/>
   </w:num>
   <w:num w:numId="4" w16cid:durableId="1654600782">
-    <w:abstractNumId w:val="11"/>
+    <w:abstractNumId w:val="12"/>
   </w:num>
   <w:num w:numId="5" w16cid:durableId="1582642021">
     <w:abstractNumId w:val="1"/>
@@ -3100,39 +3081,42 @@
     <w:abstractNumId w:val="7"/>
   </w:num>
   <w:num w:numId="9" w16cid:durableId="929391220">
-    <w:abstractNumId w:val="13"/>
+    <w:abstractNumId w:val="14"/>
   </w:num>
   <w:num w:numId="10" w16cid:durableId="1424957708">
     <w:abstractNumId w:val="2"/>
   </w:num>
   <w:num w:numId="11" w16cid:durableId="224799021">
-    <w:abstractNumId w:val="18"/>
+    <w:abstractNumId w:val="19"/>
   </w:num>
   <w:num w:numId="12" w16cid:durableId="1497917527">
-    <w:abstractNumId w:val="12"/>
+    <w:abstractNumId w:val="13"/>
   </w:num>
   <w:num w:numId="13" w16cid:durableId="632714575">
-    <w:abstractNumId w:val="19"/>
+    <w:abstractNumId w:val="20"/>
   </w:num>
   <w:num w:numId="14" w16cid:durableId="514006184">
-    <w:abstractNumId w:val="14"/>
+    <w:abstractNumId w:val="15"/>
   </w:num>
   <w:num w:numId="15" w16cid:durableId="262497006">
-    <w:abstractNumId w:val="9"/>
+    <w:abstractNumId w:val="10"/>
   </w:num>
   <w:num w:numId="16" w16cid:durableId="518659439">
-    <w:abstractNumId w:val="16"/>
+    <w:abstractNumId w:val="17"/>
   </w:num>
   <w:num w:numId="17" w16cid:durableId="1886020153">
     <w:abstractNumId w:val="6"/>
   </w:num>
   <w:num w:numId="18" w16cid:durableId="2007129926">
-    <w:abstractNumId w:val="17"/>
+    <w:abstractNumId w:val="18"/>
   </w:num>
   <w:num w:numId="19" w16cid:durableId="1097945852">
-    <w:abstractNumId w:val="15"/>
+    <w:abstractNumId w:val="16"/>
   </w:num>
   <w:num w:numId="20" w16cid:durableId="1270551254">
+    <w:abstractNumId w:val="9"/>
+  </w:num>
+  <w:num w:numId="21" w16cid:durableId="469052467">
     <w:abstractNumId w:val="8"/>
   </w:num>
 </w:numbering>
@@ -3533,9 +3517,245 @@
     <w:name w:val="Normal"/>
     <w:qFormat/>
   </w:style>
+  <w:style w:type="paragraph" w:styleId="Heading1">
+    <w:name w:val="heading 1"/>
+    <w:basedOn w:val="Normal"/>
+    <w:next w:val="Normal"/>
+    <w:link w:val="Heading1Char"/>
+    <w:uiPriority w:val="9"/>
+    <w:qFormat/>
+    <w:rsid w:val="0052432A"/>
+    <w:pPr>
+      <w:keepNext/>
+      <w:keepLines/>
+      <w:numPr>
+        <w:numId w:val="21"/>
+      </w:numPr>
+      <w:spacing w:before="240"/>
+      <w:outlineLvl w:val="0"/>
+    </w:pPr>
+    <w:rPr>
+      <w:rFonts w:asciiTheme="majorHAnsi" w:eastAsiaTheme="majorEastAsia" w:hAnsiTheme="majorHAnsi" w:cstheme="majorBidi"/>
+      <w:color w:val="2F5496" w:themeColor="accent1" w:themeShade="BF"/>
+      <w:sz w:val="32"/>
+      <w:szCs w:val="32"/>
+    </w:rPr>
+  </w:style>
+  <w:style w:type="paragraph" w:styleId="Heading2">
+    <w:name w:val="heading 2"/>
+    <w:basedOn w:val="Normal"/>
+    <w:next w:val="Normal"/>
+    <w:link w:val="Heading2Char"/>
+    <w:uiPriority w:val="9"/>
+    <w:unhideWhenUsed/>
+    <w:qFormat/>
+    <w:rsid w:val="0052432A"/>
+    <w:pPr>
+      <w:keepNext/>
+      <w:keepLines/>
+      <w:numPr>
+        <w:ilvl w:val="1"/>
+        <w:numId w:val="21"/>
+      </w:numPr>
+      <w:spacing w:before="40"/>
+      <w:outlineLvl w:val="1"/>
+    </w:pPr>
+    <w:rPr>
+      <w:rFonts w:asciiTheme="majorHAnsi" w:eastAsiaTheme="majorEastAsia" w:hAnsiTheme="majorHAnsi" w:cstheme="majorBidi"/>
+      <w:color w:val="2F5496" w:themeColor="accent1" w:themeShade="BF"/>
+      <w:sz w:val="26"/>
+      <w:szCs w:val="26"/>
+    </w:rPr>
+  </w:style>
+  <w:style w:type="paragraph" w:styleId="Heading3">
+    <w:name w:val="heading 3"/>
+    <w:basedOn w:val="Normal"/>
+    <w:next w:val="Normal"/>
+    <w:link w:val="Heading3Char"/>
+    <w:uiPriority w:val="9"/>
+    <w:semiHidden/>
+    <w:unhideWhenUsed/>
+    <w:qFormat/>
+    <w:rsid w:val="0052432A"/>
+    <w:pPr>
+      <w:keepNext/>
+      <w:keepLines/>
+      <w:numPr>
+        <w:ilvl w:val="2"/>
+        <w:numId w:val="21"/>
+      </w:numPr>
+      <w:spacing w:before="40"/>
+      <w:outlineLvl w:val="2"/>
+    </w:pPr>
+    <w:rPr>
+      <w:rFonts w:asciiTheme="majorHAnsi" w:eastAsiaTheme="majorEastAsia" w:hAnsiTheme="majorHAnsi" w:cstheme="majorBidi"/>
+      <w:color w:val="1F3763" w:themeColor="accent1" w:themeShade="7F"/>
+    </w:rPr>
+  </w:style>
+  <w:style w:type="paragraph" w:styleId="Heading4">
+    <w:name w:val="heading 4"/>
+    <w:basedOn w:val="Normal"/>
+    <w:next w:val="Normal"/>
+    <w:link w:val="Heading4Char"/>
+    <w:uiPriority w:val="9"/>
+    <w:semiHidden/>
+    <w:unhideWhenUsed/>
+    <w:qFormat/>
+    <w:rsid w:val="0052432A"/>
+    <w:pPr>
+      <w:keepNext/>
+      <w:keepLines/>
+      <w:numPr>
+        <w:ilvl w:val="3"/>
+        <w:numId w:val="21"/>
+      </w:numPr>
+      <w:spacing w:before="40"/>
+      <w:outlineLvl w:val="3"/>
+    </w:pPr>
+    <w:rPr>
+      <w:rFonts w:asciiTheme="majorHAnsi" w:eastAsiaTheme="majorEastAsia" w:hAnsiTheme="majorHAnsi" w:cstheme="majorBidi"/>
+      <w:i/>
+      <w:iCs/>
+      <w:color w:val="2F5496" w:themeColor="accent1" w:themeShade="BF"/>
+    </w:rPr>
+  </w:style>
+  <w:style w:type="paragraph" w:styleId="Heading5">
+    <w:name w:val="heading 5"/>
+    <w:basedOn w:val="Normal"/>
+    <w:next w:val="Normal"/>
+    <w:link w:val="Heading5Char"/>
+    <w:uiPriority w:val="9"/>
+    <w:semiHidden/>
+    <w:unhideWhenUsed/>
+    <w:qFormat/>
+    <w:rsid w:val="0052432A"/>
+    <w:pPr>
+      <w:keepNext/>
+      <w:keepLines/>
+      <w:numPr>
+        <w:ilvl w:val="4"/>
+        <w:numId w:val="21"/>
+      </w:numPr>
+      <w:spacing w:before="40"/>
+      <w:outlineLvl w:val="4"/>
+    </w:pPr>
+    <w:rPr>
+      <w:rFonts w:asciiTheme="majorHAnsi" w:eastAsiaTheme="majorEastAsia" w:hAnsiTheme="majorHAnsi" w:cstheme="majorBidi"/>
+      <w:color w:val="2F5496" w:themeColor="accent1" w:themeShade="BF"/>
+    </w:rPr>
+  </w:style>
+  <w:style w:type="paragraph" w:styleId="Heading6">
+    <w:name w:val="heading 6"/>
+    <w:basedOn w:val="Normal"/>
+    <w:next w:val="Normal"/>
+    <w:link w:val="Heading6Char"/>
+    <w:uiPriority w:val="9"/>
+    <w:semiHidden/>
+    <w:unhideWhenUsed/>
+    <w:qFormat/>
+    <w:rsid w:val="0052432A"/>
+    <w:pPr>
+      <w:keepNext/>
+      <w:keepLines/>
+      <w:numPr>
+        <w:ilvl w:val="5"/>
+        <w:numId w:val="21"/>
+      </w:numPr>
+      <w:spacing w:before="40"/>
+      <w:outlineLvl w:val="5"/>
+    </w:pPr>
+    <w:rPr>
+      <w:rFonts w:asciiTheme="majorHAnsi" w:eastAsiaTheme="majorEastAsia" w:hAnsiTheme="majorHAnsi" w:cstheme="majorBidi"/>
+      <w:color w:val="1F3763" w:themeColor="accent1" w:themeShade="7F"/>
+    </w:rPr>
+  </w:style>
+  <w:style w:type="paragraph" w:styleId="Heading7">
+    <w:name w:val="heading 7"/>
+    <w:basedOn w:val="Normal"/>
+    <w:next w:val="Normal"/>
+    <w:link w:val="Heading7Char"/>
+    <w:uiPriority w:val="9"/>
+    <w:semiHidden/>
+    <w:unhideWhenUsed/>
+    <w:qFormat/>
+    <w:rsid w:val="0052432A"/>
+    <w:pPr>
+      <w:keepNext/>
+      <w:keepLines/>
+      <w:numPr>
+        <w:ilvl w:val="6"/>
+        <w:numId w:val="21"/>
+      </w:numPr>
+      <w:spacing w:before="40"/>
+      <w:outlineLvl w:val="6"/>
+    </w:pPr>
+    <w:rPr>
+      <w:rFonts w:asciiTheme="majorHAnsi" w:eastAsiaTheme="majorEastAsia" w:hAnsiTheme="majorHAnsi" w:cstheme="majorBidi"/>
+      <w:i/>
+      <w:iCs/>
+      <w:color w:val="1F3763" w:themeColor="accent1" w:themeShade="7F"/>
+    </w:rPr>
+  </w:style>
+  <w:style w:type="paragraph" w:styleId="Heading8">
+    <w:name w:val="heading 8"/>
+    <w:basedOn w:val="Normal"/>
+    <w:next w:val="Normal"/>
+    <w:link w:val="Heading8Char"/>
+    <w:uiPriority w:val="9"/>
+    <w:semiHidden/>
+    <w:unhideWhenUsed/>
+    <w:qFormat/>
+    <w:rsid w:val="0052432A"/>
+    <w:pPr>
+      <w:keepNext/>
+      <w:keepLines/>
+      <w:numPr>
+        <w:ilvl w:val="7"/>
+        <w:numId w:val="21"/>
+      </w:numPr>
+      <w:spacing w:before="40"/>
+      <w:outlineLvl w:val="7"/>
+    </w:pPr>
+    <w:rPr>
+      <w:rFonts w:asciiTheme="majorHAnsi" w:eastAsiaTheme="majorEastAsia" w:hAnsiTheme="majorHAnsi" w:cstheme="majorBidi"/>
+      <w:color w:val="272727" w:themeColor="text1" w:themeTint="D8"/>
+      <w:sz w:val="21"/>
+      <w:szCs w:val="21"/>
+    </w:rPr>
+  </w:style>
+  <w:style w:type="paragraph" w:styleId="Heading9">
+    <w:name w:val="heading 9"/>
+    <w:basedOn w:val="Normal"/>
+    <w:next w:val="Normal"/>
+    <w:link w:val="Heading9Char"/>
+    <w:uiPriority w:val="9"/>
+    <w:semiHidden/>
+    <w:unhideWhenUsed/>
+    <w:qFormat/>
+    <w:rsid w:val="0052432A"/>
+    <w:pPr>
+      <w:keepNext/>
+      <w:keepLines/>
+      <w:numPr>
+        <w:ilvl w:val="8"/>
+        <w:numId w:val="21"/>
+      </w:numPr>
+      <w:spacing w:before="40"/>
+      <w:outlineLvl w:val="8"/>
+    </w:pPr>
+    <w:rPr>
+      <w:rFonts w:asciiTheme="majorHAnsi" w:eastAsiaTheme="majorEastAsia" w:hAnsiTheme="majorHAnsi" w:cstheme="majorBidi"/>
+      <w:i/>
+      <w:iCs/>
+      <w:color w:val="272727" w:themeColor="text1" w:themeTint="D8"/>
+      <w:sz w:val="21"/>
+      <w:szCs w:val="21"/>
+    </w:rPr>
+  </w:style>
   <w:style w:type="character" w:default="1" w:styleId="DefaultParagraphFont">
     <w:name w:val="Default Paragraph Font"/>
     <w:uiPriority w:val="1"/>
+    <w:semiHidden/>
     <w:unhideWhenUsed/>
   </w:style>
   <w:style w:type="table" w:default="1" w:styleId="TableNormal">
@@ -3558,6 +3778,126 @@
     <w:uiPriority w:val="99"/>
     <w:semiHidden/>
     <w:unhideWhenUsed/>
+  </w:style>
+  <w:style w:type="character" w:customStyle="1" w:styleId="Heading1Char">
+    <w:name w:val="Heading 1 Char"/>
+    <w:basedOn w:val="DefaultParagraphFont"/>
+    <w:link w:val="Heading1"/>
+    <w:uiPriority w:val="9"/>
+    <w:rsid w:val="0052432A"/>
+    <w:rPr>
+      <w:rFonts w:asciiTheme="majorHAnsi" w:eastAsiaTheme="majorEastAsia" w:hAnsiTheme="majorHAnsi" w:cstheme="majorBidi"/>
+      <w:color w:val="2F5496" w:themeColor="accent1" w:themeShade="BF"/>
+      <w:sz w:val="32"/>
+      <w:szCs w:val="32"/>
+    </w:rPr>
+  </w:style>
+  <w:style w:type="character" w:customStyle="1" w:styleId="Heading2Char">
+    <w:name w:val="Heading 2 Char"/>
+    <w:basedOn w:val="DefaultParagraphFont"/>
+    <w:link w:val="Heading2"/>
+    <w:uiPriority w:val="9"/>
+    <w:rsid w:val="0052432A"/>
+    <w:rPr>
+      <w:rFonts w:asciiTheme="majorHAnsi" w:eastAsiaTheme="majorEastAsia" w:hAnsiTheme="majorHAnsi" w:cstheme="majorBidi"/>
+      <w:color w:val="2F5496" w:themeColor="accent1" w:themeShade="BF"/>
+      <w:sz w:val="26"/>
+      <w:szCs w:val="26"/>
+    </w:rPr>
+  </w:style>
+  <w:style w:type="character" w:customStyle="1" w:styleId="Heading3Char">
+    <w:name w:val="Heading 3 Char"/>
+    <w:basedOn w:val="DefaultParagraphFont"/>
+    <w:link w:val="Heading3"/>
+    <w:uiPriority w:val="9"/>
+    <w:semiHidden/>
+    <w:rsid w:val="0052432A"/>
+    <w:rPr>
+      <w:rFonts w:asciiTheme="majorHAnsi" w:eastAsiaTheme="majorEastAsia" w:hAnsiTheme="majorHAnsi" w:cstheme="majorBidi"/>
+      <w:color w:val="1F3763" w:themeColor="accent1" w:themeShade="7F"/>
+    </w:rPr>
+  </w:style>
+  <w:style w:type="character" w:customStyle="1" w:styleId="Heading4Char">
+    <w:name w:val="Heading 4 Char"/>
+    <w:basedOn w:val="DefaultParagraphFont"/>
+    <w:link w:val="Heading4"/>
+    <w:uiPriority w:val="9"/>
+    <w:semiHidden/>
+    <w:rsid w:val="0052432A"/>
+    <w:rPr>
+      <w:rFonts w:asciiTheme="majorHAnsi" w:eastAsiaTheme="majorEastAsia" w:hAnsiTheme="majorHAnsi" w:cstheme="majorBidi"/>
+      <w:i/>
+      <w:iCs/>
+      <w:color w:val="2F5496" w:themeColor="accent1" w:themeShade="BF"/>
+    </w:rPr>
+  </w:style>
+  <w:style w:type="character" w:customStyle="1" w:styleId="Heading5Char">
+    <w:name w:val="Heading 5 Char"/>
+    <w:basedOn w:val="DefaultParagraphFont"/>
+    <w:link w:val="Heading5"/>
+    <w:uiPriority w:val="9"/>
+    <w:semiHidden/>
+    <w:rsid w:val="0052432A"/>
+    <w:rPr>
+      <w:rFonts w:asciiTheme="majorHAnsi" w:eastAsiaTheme="majorEastAsia" w:hAnsiTheme="majorHAnsi" w:cstheme="majorBidi"/>
+      <w:color w:val="2F5496" w:themeColor="accent1" w:themeShade="BF"/>
+    </w:rPr>
+  </w:style>
+  <w:style w:type="character" w:customStyle="1" w:styleId="Heading6Char">
+    <w:name w:val="Heading 6 Char"/>
+    <w:basedOn w:val="DefaultParagraphFont"/>
+    <w:link w:val="Heading6"/>
+    <w:uiPriority w:val="9"/>
+    <w:semiHidden/>
+    <w:rsid w:val="0052432A"/>
+    <w:rPr>
+      <w:rFonts w:asciiTheme="majorHAnsi" w:eastAsiaTheme="majorEastAsia" w:hAnsiTheme="majorHAnsi" w:cstheme="majorBidi"/>
+      <w:color w:val="1F3763" w:themeColor="accent1" w:themeShade="7F"/>
+    </w:rPr>
+  </w:style>
+  <w:style w:type="character" w:customStyle="1" w:styleId="Heading7Char">
+    <w:name w:val="Heading 7 Char"/>
+    <w:basedOn w:val="DefaultParagraphFont"/>
+    <w:link w:val="Heading7"/>
+    <w:uiPriority w:val="9"/>
+    <w:semiHidden/>
+    <w:rsid w:val="0052432A"/>
+    <w:rPr>
+      <w:rFonts w:asciiTheme="majorHAnsi" w:eastAsiaTheme="majorEastAsia" w:hAnsiTheme="majorHAnsi" w:cstheme="majorBidi"/>
+      <w:i/>
+      <w:iCs/>
+      <w:color w:val="1F3763" w:themeColor="accent1" w:themeShade="7F"/>
+    </w:rPr>
+  </w:style>
+  <w:style w:type="character" w:customStyle="1" w:styleId="Heading8Char">
+    <w:name w:val="Heading 8 Char"/>
+    <w:basedOn w:val="DefaultParagraphFont"/>
+    <w:link w:val="Heading8"/>
+    <w:uiPriority w:val="9"/>
+    <w:semiHidden/>
+    <w:rsid w:val="0052432A"/>
+    <w:rPr>
+      <w:rFonts w:asciiTheme="majorHAnsi" w:eastAsiaTheme="majorEastAsia" w:hAnsiTheme="majorHAnsi" w:cstheme="majorBidi"/>
+      <w:color w:val="272727" w:themeColor="text1" w:themeTint="D8"/>
+      <w:sz w:val="21"/>
+      <w:szCs w:val="21"/>
+    </w:rPr>
+  </w:style>
+  <w:style w:type="character" w:customStyle="1" w:styleId="Heading9Char">
+    <w:name w:val="Heading 9 Char"/>
+    <w:basedOn w:val="DefaultParagraphFont"/>
+    <w:link w:val="Heading9"/>
+    <w:uiPriority w:val="9"/>
+    <w:semiHidden/>
+    <w:rsid w:val="0052432A"/>
+    <w:rPr>
+      <w:rFonts w:asciiTheme="majorHAnsi" w:eastAsiaTheme="majorEastAsia" w:hAnsiTheme="majorHAnsi" w:cstheme="majorBidi"/>
+      <w:i/>
+      <w:iCs/>
+      <w:color w:val="272727" w:themeColor="text1" w:themeTint="D8"/>
+      <w:sz w:val="21"/>
+      <w:szCs w:val="21"/>
+    </w:rPr>
   </w:style>
 </w:styles>
 </file>
